--- a/Etapa Construcción - Iteración 2/Diseño - Especificación de CUs ／ Casos de prueba/ Especificacion CU16 Comentar Tarea- Kairos - NexTech.docx
+++ b/Etapa Construcción - Iteración 2/Diseño - Especificación de CUs ／ Casos de prueba/ Especificacion CU16 Comentar Tarea- Kairos - NexTech.docx
@@ -331,12 +331,12 @@
                 <wp:extent cx="7990840" cy="861695"/>
                 <wp:effectExtent b="0" l="0" r="0" t="0"/>
                 <wp:wrapNone/>
-                <wp:docPr id="97" name="image13.png"/>
+                <wp:docPr id="97" name="image14.png"/>
                 <a:graphic>
                   <a:graphicData uri="http://schemas.openxmlformats.org/drawingml/2006/picture">
                     <pic:pic>
                       <pic:nvPicPr>
-                        <pic:cNvPr id="0" name="image13.png"/>
+                        <pic:cNvPr id="0" name="image14.png"/>
                         <pic:cNvPicPr preferRelativeResize="0"/>
                       </pic:nvPicPr>
                       <pic:blipFill>
@@ -451,12 +451,12 @@
                 <wp:extent cx="154305" cy="11278870"/>
                 <wp:effectExtent b="0" l="0" r="0" t="0"/>
                 <wp:wrapNone/>
-                <wp:docPr id="95" name="image11.png"/>
+                <wp:docPr id="95" name="image12.png"/>
                 <a:graphic>
                   <a:graphicData uri="http://schemas.openxmlformats.org/drawingml/2006/picture">
                     <pic:pic>
                       <pic:nvPicPr>
-                        <pic:cNvPr id="0" name="image11.png"/>
+                        <pic:cNvPr id="0" name="image12.png"/>
                         <pic:cNvPicPr preferRelativeResize="0"/>
                       </pic:nvPicPr>
                       <pic:blipFill>
@@ -571,12 +571,12 @@
                 <wp:extent cx="154305" cy="11278870"/>
                 <wp:effectExtent b="0" l="0" r="0" t="0"/>
                 <wp:wrapNone/>
-                <wp:docPr id="99" name="image15.png"/>
+                <wp:docPr id="99" name="image16.png"/>
                 <a:graphic>
                   <a:graphicData uri="http://schemas.openxmlformats.org/drawingml/2006/picture">
                     <pic:pic>
                       <pic:nvPicPr>
-                        <pic:cNvPr id="0" name="image15.png"/>
+                        <pic:cNvPr id="0" name="image16.png"/>
                         <pic:cNvPicPr preferRelativeResize="0"/>
                       </pic:nvPicPr>
                       <pic:blipFill>
@@ -691,12 +691,12 @@
                 <wp:extent cx="7990840" cy="861695"/>
                 <wp:effectExtent b="0" l="0" r="0" t="0"/>
                 <wp:wrapNone/>
-                <wp:docPr id="98" name="image14.png"/>
+                <wp:docPr id="98" name="image15.png"/>
                 <a:graphic>
                   <a:graphicData uri="http://schemas.openxmlformats.org/drawingml/2006/picture">
                     <pic:pic>
                       <pic:nvPicPr>
-                        <pic:cNvPr id="0" name="image14.png"/>
+                        <pic:cNvPr id="0" name="image15.png"/>
                         <pic:cNvPicPr preferRelativeResize="0"/>
                       </pic:nvPicPr>
                       <pic:blipFill>
@@ -1045,7 +1045,7 @@
         <w:rPr>
           <w:rtl w:val="0"/>
         </w:rPr>
-        <w:t xml:space="preserve">Centurion Valeria, Escalante Guillermo, Maldonado Agustina, Mendez Florencia, Ulloa Gonzalo.</w:t>
+        <w:t xml:space="preserve">Centurión Valeria, Escalante Guillermo, Maldonado Agustina, Mendez Florencia, Ulloa Gonzalo.</w:t>
       </w:r>
       <w:r>
         <w:rPr>
@@ -1115,7 +1115,7 @@
             <wp:extent cx="1200150" cy="1200150"/>
             <wp:effectExtent b="0" l="0" r="0" t="0"/>
             <wp:wrapSquare wrapText="bothSides" distB="0" distT="0" distL="114300" distR="114300"/>
-            <wp:docPr descr="psi-negro.png" id="105" name="image2.png"/>
+            <wp:docPr descr="psi-negro.png" id="104" name="image2.png"/>
             <a:graphic>
               <a:graphicData uri="http://schemas.openxmlformats.org/drawingml/2006/picture">
                 <pic:pic>
@@ -1170,12 +1170,12 @@
             <wp:extent cx="1304925" cy="2019300"/>
             <wp:effectExtent b="0" l="0" r="0" t="0"/>
             <wp:wrapSquare wrapText="bothSides" distB="0" distT="0" distL="114300" distR="114300"/>
-            <wp:docPr descr="UNPA.JPG" id="106" name="image3.jpg"/>
+            <wp:docPr descr="UNPA.JPG" id="105" name="image4.jpg"/>
             <a:graphic>
               <a:graphicData uri="http://schemas.openxmlformats.org/drawingml/2006/picture">
                 <pic:pic>
                   <pic:nvPicPr>
-                    <pic:cNvPr descr="UNPA.JPG" id="0" name="image3.jpg"/>
+                    <pic:cNvPr descr="UNPA.JPG" id="0" name="image4.jpg"/>
                     <pic:cNvPicPr preferRelativeResize="0"/>
                   </pic:nvPicPr>
                   <pic:blipFill>
@@ -1307,7 +1307,7 @@
     </w:p>
     <w:sdt>
       <w:sdtPr>
-        <w:id w:val="-159887820"/>
+        <w:id w:val="1903042"/>
         <w:docPartObj>
           <w:docPartGallery w:val="Table of Contents"/>
           <w:docPartUnique w:val="1"/>
@@ -1318,19 +1318,19 @@
           <w:pPr>
             <w:widowControl w:val="0"/>
             <w:tabs>
-              <w:tab w:val="right" w:leader="none" w:pos="12000"/>
+              <w:tab w:val="right" w:leader="dot" w:pos="12000"/>
             </w:tabs>
             <w:spacing w:before="60" w:line="240" w:lineRule="auto"/>
-            <w:ind w:left="0" w:firstLine="0"/>
+            <w:ind w:left="0"/>
             <w:rPr>
-              <w:rFonts w:ascii="Cambria" w:cs="Cambria" w:eastAsia="Cambria" w:hAnsi="Cambria"/>
+              <w:rFonts w:ascii="Arial" w:cs="Arial" w:eastAsia="Arial" w:hAnsi="Arial"/>
               <w:b w:val="1"/>
               <w:i w:val="0"/>
               <w:smallCaps w:val="0"/>
               <w:strike w:val="0"/>
               <w:color w:val="000000"/>
-              <w:sz w:val="24"/>
-              <w:szCs w:val="24"/>
+              <w:sz w:val="22"/>
+              <w:szCs w:val="22"/>
               <w:u w:val="none"/>
               <w:shd w:fill="auto" w:val="clear"/>
               <w:vertAlign w:val="baseline"/>
@@ -1372,19 +1372,19 @@
           <w:pPr>
             <w:widowControl w:val="0"/>
             <w:tabs>
-              <w:tab w:val="right" w:leader="none" w:pos="12000"/>
+              <w:tab w:val="right" w:leader="dot" w:pos="12000"/>
             </w:tabs>
             <w:spacing w:before="60" w:line="240" w:lineRule="auto"/>
-            <w:ind w:left="0" w:firstLine="0"/>
+            <w:ind w:left="0"/>
             <w:rPr>
-              <w:rFonts w:ascii="Cambria" w:cs="Cambria" w:eastAsia="Cambria" w:hAnsi="Cambria"/>
+              <w:rFonts w:ascii="Arial" w:cs="Arial" w:eastAsia="Arial" w:hAnsi="Arial"/>
               <w:b w:val="1"/>
               <w:i w:val="0"/>
               <w:smallCaps w:val="0"/>
               <w:strike w:val="0"/>
               <w:color w:val="000000"/>
-              <w:sz w:val="24"/>
-              <w:szCs w:val="24"/>
+              <w:sz w:val="22"/>
+              <w:szCs w:val="22"/>
               <w:u w:val="none"/>
               <w:shd w:fill="auto" w:val="clear"/>
               <w:vertAlign w:val="baseline"/>
@@ -1406,7 +1406,7 @@
                 <w:vertAlign w:val="baseline"/>
                 <w:rtl w:val="0"/>
               </w:rPr>
-              <w:t xml:space="preserve">Especificación del CU20: Registrar tiempo por cronómetro</w:t>
+              <w:t xml:space="preserve">Especificación del CU16: Comentar Tarea</w:t>
               <w:tab/>
               <w:t xml:space="preserve">3</w:t>
             </w:r>
@@ -1421,19 +1421,19 @@
           <w:pPr>
             <w:widowControl w:val="0"/>
             <w:tabs>
-              <w:tab w:val="right" w:leader="none" w:pos="12000"/>
+              <w:tab w:val="right" w:leader="dot" w:pos="12000"/>
             </w:tabs>
             <w:spacing w:before="60" w:line="240" w:lineRule="auto"/>
-            <w:ind w:left="0" w:firstLine="0"/>
+            <w:ind w:left="0"/>
             <w:rPr>
-              <w:rFonts w:ascii="Cambria" w:cs="Cambria" w:eastAsia="Cambria" w:hAnsi="Cambria"/>
+              <w:rFonts w:ascii="Arial" w:cs="Arial" w:eastAsia="Arial" w:hAnsi="Arial"/>
               <w:b w:val="1"/>
               <w:i w:val="0"/>
               <w:smallCaps w:val="0"/>
               <w:strike w:val="0"/>
               <w:color w:val="000000"/>
-              <w:sz w:val="24"/>
-              <w:szCs w:val="24"/>
+              <w:sz w:val="22"/>
+              <w:szCs w:val="22"/>
               <w:u w:val="none"/>
               <w:shd w:fill="auto" w:val="clear"/>
               <w:vertAlign w:val="baseline"/>
@@ -1457,7 +1457,7 @@
               </w:rPr>
               <w:t xml:space="preserve">Diagrama de Secuencia</w:t>
               <w:tab/>
-              <w:t xml:space="preserve">3</w:t>
+              <w:t xml:space="preserve">5</w:t>
             </w:r>
           </w:hyperlink>
           <w:r>
@@ -1935,12 +1935,12 @@
           <wp:inline distB="114300" distT="114300" distL="114300" distR="114300">
             <wp:extent cx="5399730" cy="4305300"/>
             <wp:effectExtent b="0" l="0" r="0" t="0"/>
-            <wp:docPr id="102" name="image4.png"/>
+            <wp:docPr id="101" name="image3.png"/>
             <a:graphic>
               <a:graphicData uri="http://schemas.openxmlformats.org/drawingml/2006/picture">
                 <pic:pic>
                   <pic:nvPicPr>
-                    <pic:cNvPr id="0" name="image4.png"/>
+                    <pic:cNvPr id="0" name="image3.png"/>
                     <pic:cNvPicPr preferRelativeResize="0"/>
                   </pic:nvPicPr>
                   <pic:blipFill>
@@ -2044,7 +2044,7 @@
     <w:sdt>
       <w:sdtPr>
         <w:lock w:val="contentLocked"/>
-        <w:id w:val="-1390508076"/>
+        <w:id w:val="-1264292389"/>
         <w:tag w:val="goog_rdk_0"/>
       </w:sdtPr>
       <w:sdtContent>
@@ -2325,7 +2325,7 @@
                   <w:rPr>
                     <w:rtl w:val="0"/>
                   </w:rPr>
-                  <w:t xml:space="preserve">El actor accede a la PantallaPlanificacion y presiona el botón ‘comentar tarea’ sobre una tarea existente.</w:t>
+                  <w:t xml:space="preserve">El actor accede a la PantallaPlanificacion y presiona el botón “Comentar tarea” sobre una tarea existente.</w:t>
                 </w:r>
               </w:p>
             </w:tc>
@@ -2702,7 +2702,7 @@
                   <w:rPr>
                     <w:rtl w:val="0"/>
                   </w:rPr>
-                  <w:t xml:space="preserve">El actor ingresa el comentario en el campo correspondiente y selecciona la opción “Aceptar” o “Cancelar”. La </w:t>
+                  <w:t xml:space="preserve">El actor ingresa el comentario en el campo correspondiente y selecciona la opción “Aceptar” . La </w:t>
                 </w:r>
                 <w:r>
                   <w:rPr>
@@ -2823,7 +2823,7 @@
                   <w:rPr>
                     <w:rtl w:val="0"/>
                   </w:rPr>
-                  <w:t xml:space="preserve">Si el actor selecciona “Aceptar”, la </w:t>
+                  <w:t xml:space="preserve">La </w:t>
                 </w:r>
                 <w:r>
                   <w:rPr>
@@ -3562,6 +3562,7 @@
                 </w:pPr>
                 <w:r>
                   <w:rPr>
+                    <w:u w:val="single"/>
                     <w:rtl w:val="0"/>
                   </w:rPr>
                   <w:t xml:space="preserve">El actor selecciona "Cancelar" en la </w:t>
@@ -3575,9 +3576,16 @@
                 </w:r>
                 <w:r>
                   <w:rPr>
-                    <w:rtl w:val="0"/>
-                  </w:rPr>
-                  <w:t xml:space="preserve">: la </w:t>
+                    <w:u w:val="single"/>
+                    <w:rtl w:val="0"/>
+                  </w:rPr>
+                  <w:t xml:space="preserve">:</w:t>
+                </w:r>
+                <w:r>
+                  <w:rPr>
+                    <w:rtl w:val="0"/>
+                  </w:rPr>
+                  <w:t xml:space="preserve"> la </w:t>
                 </w:r>
                 <w:r>
                   <w:rPr>
@@ -3732,9 +3740,16 @@
                 </w:pPr>
                 <w:r>
                   <w:rPr>
-                    <w:rtl w:val="0"/>
-                  </w:rPr>
-                  <w:t xml:space="preserve">Los datos ingresados son incorrectos: La BDD detecta errores en los datos enviados y cancela la operación. La BDD envía un mensaje de error a la </w:t>
+                    <w:u w:val="single"/>
+                    <w:rtl w:val="0"/>
+                  </w:rPr>
+                  <w:t xml:space="preserve">Los datos ingresados son incorrectos:</w:t>
+                </w:r>
+                <w:r>
+                  <w:rPr>
+                    <w:rtl w:val="0"/>
+                  </w:rPr>
+                  <w:t xml:space="preserve"> La BDD detecta errores en los datos enviados y cancela la operación. La BDD envía un mensaje de error a la </w:t>
                 </w:r>
                 <w:r>
                   <w:rPr>
@@ -3968,9 +3983,16 @@
                 </w:pPr>
                 <w:r>
                   <w:rPr>
-                    <w:rtl w:val="0"/>
-                  </w:rPr>
-                  <w:t xml:space="preserve">La InterfazBDD no logra conectarse con la BDD: La </w:t>
+                    <w:u w:val="single"/>
+                    <w:rtl w:val="0"/>
+                  </w:rPr>
+                  <w:t xml:space="preserve">La InterfazBDD no logra conectarse con la BDD:</w:t>
+                </w:r>
+                <w:r>
+                  <w:rPr>
+                    <w:rtl w:val="0"/>
+                  </w:rPr>
+                  <w:t xml:space="preserve"> La </w:t>
                 </w:r>
                 <w:r>
                   <w:rPr>
@@ -4170,7 +4192,7 @@
       <w:pPr>
         <w:keepNext w:val="1"/>
         <w:keepLines w:val="1"/>
-        <w:jc w:val="center"/>
+        <w:jc w:val="left"/>
         <w:rPr>
           <w:rFonts w:ascii="Calibri" w:cs="Calibri" w:eastAsia="Calibri" w:hAnsi="Calibri"/>
           <w:b w:val="0"/>
@@ -4186,29 +4208,17 @@
         </w:rPr>
       </w:pPr>
       <w:r>
-        <w:rPr>
-          <w:rtl w:val="0"/>
-        </w:rPr>
-      </w:r>
-      <w:r>
+        <w:rPr/>
         <w:drawing>
-          <wp:anchor allowOverlap="1" behindDoc="0" distB="114300" distT="114300" distL="114300" distR="114300" hidden="0" layoutInCell="1" locked="0" relativeHeight="0" simplePos="0">
-            <wp:simplePos x="0" y="0"/>
-            <wp:positionH relativeFrom="column">
-              <wp:posOffset>1</wp:posOffset>
-            </wp:positionH>
-            <wp:positionV relativeFrom="paragraph">
-              <wp:posOffset>180975</wp:posOffset>
-            </wp:positionV>
-            <wp:extent cx="6095073" cy="3794862"/>
+          <wp:inline distB="114300" distT="114300" distL="114300" distR="114300">
+            <wp:extent cx="6096953" cy="3796784"/>
             <wp:effectExtent b="0" l="0" r="0" t="0"/>
-            <wp:wrapSquare wrapText="bothSides" distB="114300" distT="114300" distL="114300" distR="114300"/>
-            <wp:docPr id="101" name="image17.png"/>
+            <wp:docPr id="106" name="image5.png"/>
             <a:graphic>
               <a:graphicData uri="http://schemas.openxmlformats.org/drawingml/2006/picture">
                 <pic:pic>
                   <pic:nvPicPr>
-                    <pic:cNvPr id="0" name="image17.png"/>
+                    <pic:cNvPr id="0" name="image5.png"/>
                     <pic:cNvPicPr preferRelativeResize="0"/>
                   </pic:nvPicPr>
                   <pic:blipFill>
@@ -4221,7 +4231,7 @@
                   <pic:spPr>
                     <a:xfrm>
                       <a:off x="0" y="0"/>
-                      <a:ext cx="6095073" cy="3794862"/>
+                      <a:ext cx="6096953" cy="3796784"/>
                     </a:xfrm>
                     <a:prstGeom prst="rect"/>
                     <a:ln/>
@@ -4229,8 +4239,13 @@
                 </pic:pic>
               </a:graphicData>
             </a:graphic>
-          </wp:anchor>
+          </wp:inline>
         </w:drawing>
+      </w:r>
+      <w:r>
+        <w:rPr>
+          <w:rtl w:val="0"/>
+        </w:rPr>
       </w:r>
     </w:p>
     <w:p>
@@ -4849,12 +4864,12 @@
               <wp:extent cx="7549515" cy="815340"/>
               <wp:effectExtent b="0" l="0" r="0" t="0"/>
               <wp:wrapNone/>
-              <wp:docPr id="89" name="image5.png"/>
+              <wp:docPr id="89" name="image6.png"/>
               <a:graphic>
                 <a:graphicData uri="http://schemas.openxmlformats.org/drawingml/2006/picture">
                   <pic:pic>
                     <pic:nvPicPr>
-                      <pic:cNvPr id="0" name="image5.png"/>
+                      <pic:cNvPr id="0" name="image6.png"/>
                       <pic:cNvPicPr preferRelativeResize="0"/>
                     </pic:nvPicPr>
                     <pic:blipFill>
@@ -4956,12 +4971,12 @@
               <wp:extent cx="141605" cy="862965"/>
               <wp:effectExtent b="0" l="0" r="0" t="0"/>
               <wp:wrapNone/>
-              <wp:docPr id="100" name="image16.png"/>
+              <wp:docPr id="100" name="image17.png"/>
               <a:graphic>
                 <a:graphicData uri="http://schemas.openxmlformats.org/drawingml/2006/picture">
                   <pic:pic>
                     <pic:nvPicPr>
-                      <pic:cNvPr id="0" name="image16.png"/>
+                      <pic:cNvPr id="0" name="image17.png"/>
                       <pic:cNvPicPr preferRelativeResize="0"/>
                     </pic:nvPicPr>
                     <pic:blipFill>
@@ -5063,12 +5078,12 @@
               <wp:extent cx="141605" cy="849630"/>
               <wp:effectExtent b="0" l="0" r="0" t="0"/>
               <wp:wrapNone/>
-              <wp:docPr id="96" name="image12.png"/>
+              <wp:docPr id="96" name="image13.png"/>
               <a:graphic>
                 <a:graphicData uri="http://schemas.openxmlformats.org/drawingml/2006/picture">
                   <pic:pic>
                     <pic:nvPicPr>
-                      <pic:cNvPr id="0" name="image12.png"/>
+                      <pic:cNvPr id="0" name="image13.png"/>
                       <pic:cNvPicPr preferRelativeResize="0"/>
                     </pic:nvPicPr>
                     <pic:blipFill>
@@ -5170,12 +5185,12 @@
               <wp:extent cx="141605" cy="849630"/>
               <wp:effectExtent b="0" l="0" r="0" t="0"/>
               <wp:wrapNone/>
-              <wp:docPr id="91" name="image7.png"/>
+              <wp:docPr id="91" name="image8.png"/>
               <a:graphic>
                 <a:graphicData uri="http://schemas.openxmlformats.org/drawingml/2006/picture">
                   <pic:pic>
                     <pic:nvPicPr>
-                      <pic:cNvPr id="0" name="image7.png"/>
+                      <pic:cNvPr id="0" name="image8.png"/>
                       <pic:cNvPicPr preferRelativeResize="0"/>
                     </pic:nvPicPr>
                     <pic:blipFill>
@@ -5277,12 +5292,12 @@
               <wp:extent cx="141605" cy="862965"/>
               <wp:effectExtent b="0" l="0" r="0" t="0"/>
               <wp:wrapNone/>
-              <wp:docPr id="90" name="image6.png"/>
+              <wp:docPr id="90" name="image7.png"/>
               <a:graphic>
                 <a:graphicData uri="http://schemas.openxmlformats.org/drawingml/2006/picture">
                   <pic:pic>
                     <pic:nvPicPr>
-                      <pic:cNvPr id="0" name="image6.png"/>
+                      <pic:cNvPr id="0" name="image7.png"/>
                       <pic:cNvPicPr preferRelativeResize="0"/>
                     </pic:nvPicPr>
                     <pic:blipFill>
@@ -5664,12 +5679,12 @@
               <wp:extent cx="7549515" cy="815340"/>
               <wp:effectExtent b="0" l="0" r="0" t="0"/>
               <wp:wrapNone/>
-              <wp:docPr id="93" name="image9.png"/>
+              <wp:docPr id="93" name="image10.png"/>
               <a:graphic>
                 <a:graphicData uri="http://schemas.openxmlformats.org/drawingml/2006/picture">
                   <pic:pic>
                     <pic:nvPicPr>
-                      <pic:cNvPr id="0" name="image9.png"/>
+                      <pic:cNvPr id="0" name="image10.png"/>
                       <pic:cNvPicPr preferRelativeResize="0"/>
                     </pic:nvPicPr>
                     <pic:blipFill>
@@ -5711,7 +5726,7 @@
           <wp:extent cx="669290" cy="669290"/>
           <wp:effectExtent b="0" l="0" r="0" t="0"/>
           <wp:wrapSquare wrapText="bothSides" distB="0" distT="0" distL="114300" distR="114300"/>
-          <wp:docPr descr="psi-negro.png" id="103" name="image2.png"/>
+          <wp:docPr descr="psi-negro.png" id="102" name="image2.png"/>
           <a:graphic>
             <a:graphicData uri="http://schemas.openxmlformats.org/drawingml/2006/picture">
               <pic:pic>
@@ -5756,7 +5771,7 @@
           <wp:extent cx="425450" cy="666750"/>
           <wp:effectExtent b="0" l="0" r="0" t="0"/>
           <wp:wrapSquare wrapText="bothSides" distB="0" distT="0" distL="114300" distR="114300"/>
-          <wp:docPr descr="UNPA.JPG" id="104" name="image1.jpg"/>
+          <wp:docPr descr="UNPA.JPG" id="103" name="image1.jpg"/>
           <a:graphic>
             <a:graphicData uri="http://schemas.openxmlformats.org/drawingml/2006/picture">
               <pic:pic>
@@ -5864,12 +5879,12 @@
               <wp:extent cx="141605" cy="849630"/>
               <wp:effectExtent b="0" l="0" r="0" t="0"/>
               <wp:wrapNone/>
-              <wp:docPr id="92" name="image8.png"/>
+              <wp:docPr id="92" name="image9.png"/>
               <a:graphic>
                 <a:graphicData uri="http://schemas.openxmlformats.org/drawingml/2006/picture">
                   <pic:pic>
                     <pic:nvPicPr>
-                      <pic:cNvPr id="0" name="image8.png"/>
+                      <pic:cNvPr id="0" name="image9.png"/>
                       <pic:cNvPicPr preferRelativeResize="0"/>
                     </pic:nvPicPr>
                     <pic:blipFill>
@@ -5974,12 +5989,12 @@
               <wp:extent cx="141605" cy="850265"/>
               <wp:effectExtent b="0" l="0" r="0" t="0"/>
               <wp:wrapNone/>
-              <wp:docPr id="94" name="image10.png"/>
+              <wp:docPr id="94" name="image11.png"/>
               <a:graphic>
                 <a:graphicData uri="http://schemas.openxmlformats.org/drawingml/2006/picture">
                   <pic:pic>
                     <pic:nvPicPr>
-                      <pic:cNvPr id="0" name="image10.png"/>
+                      <pic:cNvPr id="0" name="image11.png"/>
                       <pic:cNvPicPr preferRelativeResize="0"/>
                     </pic:nvPicPr>
                     <pic:blipFill>

--- a/Etapa Construcción - Iteración 2/Diseño - Especificación de CUs ／ Casos de prueba/ Especificacion CU16 Comentar Tarea- Kairos - NexTech.docx
+++ b/Etapa Construcción - Iteración 2/Diseño - Especificación de CUs ／ Casos de prueba/ Especificacion CU16 Comentar Tarea- Kairos - NexTech.docx
@@ -157,7 +157,9 @@
         <w:rPr>
           <w:rFonts w:ascii="Cambria" w:cs="Cambria" w:eastAsia="Cambria" w:hAnsi="Cambria"/>
           <w:b w:val="0"/>
+          <w:bCs w:val="0"/>
           <w:i w:val="0"/>
+          <w:iCs w:val="0"/>
           <w:smallCaps w:val="0"/>
           <w:strike w:val="0"/>
           <w:color w:val="000000"/>
@@ -194,7 +196,9 @@
         <w:rPr>
           <w:rFonts w:ascii="Cambria" w:cs="Cambria" w:eastAsia="Cambria" w:hAnsi="Cambria"/>
           <w:b w:val="0"/>
+          <w:bCs w:val="0"/>
           <w:i w:val="0"/>
+          <w:iCs w:val="0"/>
           <w:smallCaps w:val="0"/>
           <w:strike w:val="0"/>
           <w:color w:val="000000"/>
@@ -231,7 +235,9 @@
         <w:rPr>
           <w:rFonts w:ascii="Cambria" w:cs="Cambria" w:eastAsia="Cambria" w:hAnsi="Cambria"/>
           <w:b w:val="0"/>
+          <w:bCs w:val="0"/>
           <w:i w:val="0"/>
+          <w:iCs w:val="0"/>
           <w:smallCaps w:val="0"/>
           <w:strike w:val="0"/>
           <w:color w:val="000000"/>
@@ -246,7 +252,9 @@
         <w:rPr>
           <w:rFonts w:ascii="Calibri" w:cs="Calibri" w:eastAsia="Calibri" w:hAnsi="Calibri"/>
           <w:b w:val="0"/>
+          <w:bCs w:val="0"/>
           <w:i w:val="0"/>
+          <w:iCs w:val="0"/>
           <w:smallCaps w:val="0"/>
           <w:strike w:val="0"/>
           <w:color w:val="000000"/>
@@ -366,7 +374,9 @@
         <w:rPr>
           <w:rFonts w:ascii="Calibri" w:cs="Calibri" w:eastAsia="Calibri" w:hAnsi="Calibri"/>
           <w:b w:val="0"/>
+          <w:bCs w:val="0"/>
           <w:i w:val="0"/>
+          <w:iCs w:val="0"/>
           <w:smallCaps w:val="0"/>
           <w:strike w:val="0"/>
           <w:color w:val="000000"/>
@@ -486,7 +496,9 @@
         <w:rPr>
           <w:rFonts w:ascii="Calibri" w:cs="Calibri" w:eastAsia="Calibri" w:hAnsi="Calibri"/>
           <w:b w:val="0"/>
+          <w:bCs w:val="0"/>
           <w:i w:val="0"/>
+          <w:iCs w:val="0"/>
           <w:smallCaps w:val="0"/>
           <w:strike w:val="0"/>
           <w:color w:val="000000"/>
@@ -606,7 +618,9 @@
         <w:rPr>
           <w:rFonts w:ascii="Calibri" w:cs="Calibri" w:eastAsia="Calibri" w:hAnsi="Calibri"/>
           <w:b w:val="0"/>
+          <w:bCs w:val="0"/>
           <w:i w:val="0"/>
+          <w:iCs w:val="0"/>
           <w:smallCaps w:val="0"/>
           <w:strike w:val="0"/>
           <w:color w:val="000000"/>
@@ -748,7 +762,9 @@
         <w:rPr>
           <w:rFonts w:ascii="Cambria" w:cs="Cambria" w:eastAsia="Cambria" w:hAnsi="Cambria"/>
           <w:b w:val="0"/>
+          <w:bCs w:val="0"/>
           <w:i w:val="0"/>
+          <w:iCs w:val="0"/>
           <w:smallCaps w:val="0"/>
           <w:strike w:val="0"/>
           <w:color w:val="000000"/>
@@ -794,7 +810,9 @@
         <w:rPr>
           <w:rFonts w:ascii="Cambria" w:cs="Cambria" w:eastAsia="Cambria" w:hAnsi="Cambria"/>
           <w:b w:val="0"/>
+          <w:bCs w:val="0"/>
           <w:i w:val="0"/>
+          <w:iCs w:val="0"/>
           <w:smallCaps w:val="0"/>
           <w:strike w:val="0"/>
           <w:color w:val="000000"/>
@@ -840,7 +858,9 @@
         <w:rPr>
           <w:rFonts w:ascii="Calibri" w:cs="Calibri" w:eastAsia="Calibri" w:hAnsi="Calibri"/>
           <w:b w:val="0"/>
+          <w:bCs w:val="0"/>
           <w:i w:val="0"/>
+          <w:iCs w:val="0"/>
           <w:smallCaps w:val="0"/>
           <w:strike w:val="0"/>
           <w:color w:val="000000"/>
@@ -877,7 +897,9 @@
         <w:rPr>
           <w:rFonts w:ascii="Calibri" w:cs="Calibri" w:eastAsia="Calibri" w:hAnsi="Calibri"/>
           <w:b w:val="0"/>
+          <w:bCs w:val="0"/>
           <w:i w:val="0"/>
+          <w:iCs w:val="0"/>
           <w:smallCaps w:val="0"/>
           <w:strike w:val="0"/>
           <w:color w:val="000000"/>
@@ -914,7 +936,9 @@
         <w:rPr>
           <w:rFonts w:ascii="Calibri" w:cs="Calibri" w:eastAsia="Calibri" w:hAnsi="Calibri"/>
           <w:b w:val="0"/>
+          <w:bCs w:val="0"/>
           <w:i w:val="0"/>
+          <w:iCs w:val="0"/>
           <w:smallCaps w:val="0"/>
           <w:strike w:val="0"/>
           <w:color w:val="000000"/>
@@ -951,7 +975,9 @@
         <w:rPr>
           <w:rFonts w:ascii="Calibri" w:cs="Calibri" w:eastAsia="Calibri" w:hAnsi="Calibri"/>
           <w:b w:val="0"/>
+          <w:bCs w:val="0"/>
           <w:i w:val="0"/>
+          <w:iCs w:val="0"/>
           <w:smallCaps w:val="0"/>
           <w:strike w:val="0"/>
           <w:color w:val="000000"/>
@@ -988,7 +1014,9 @@
         <w:rPr>
           <w:rFonts w:ascii="Calibri" w:cs="Calibri" w:eastAsia="Calibri" w:hAnsi="Calibri"/>
           <w:b w:val="0"/>
+          <w:bCs w:val="0"/>
           <w:i w:val="0"/>
+          <w:iCs w:val="0"/>
           <w:smallCaps w:val="0"/>
           <w:strike w:val="0"/>
           <w:color w:val="000000"/>
@@ -1009,7 +1037,9 @@
         <w:rPr>
           <w:rFonts w:ascii="Calibri" w:cs="Calibri" w:eastAsia="Calibri" w:hAnsi="Calibri"/>
           <w:b w:val="0"/>
+          <w:bCs w:val="0"/>
           <w:i w:val="0"/>
+          <w:iCs w:val="0"/>
           <w:smallCaps w:val="0"/>
           <w:strike w:val="0"/>
           <w:color w:val="000000"/>
@@ -1030,7 +1060,9 @@
         <w:rPr>
           <w:rFonts w:ascii="Calibri" w:cs="Calibri" w:eastAsia="Calibri" w:hAnsi="Calibri"/>
           <w:b w:val="0"/>
+          <w:bCs w:val="0"/>
           <w:i w:val="0"/>
+          <w:iCs w:val="0"/>
           <w:smallCaps w:val="0"/>
           <w:strike w:val="0"/>
           <w:color w:val="000000"/>
@@ -1087,7 +1119,9 @@
         <w:rPr>
           <w:rFonts w:ascii="Calibri" w:cs="Calibri" w:eastAsia="Calibri" w:hAnsi="Calibri"/>
           <w:b w:val="0"/>
+          <w:bCs w:val="0"/>
           <w:i w:val="1"/>
+          <w:iCs w:val="1"/>
           <w:smallCaps w:val="0"/>
           <w:strike w:val="0"/>
           <w:color w:val="548dd4"/>
@@ -1101,6 +1135,7 @@
       <w:r>
         <w:rPr>
           <w:i w:val="1"/>
+          <w:iCs w:val="1"/>
           <w:color w:val="548dd4"/>
         </w:rPr>
         <w:drawing>
@@ -1115,7 +1150,7 @@
             <wp:extent cx="1200150" cy="1200150"/>
             <wp:effectExtent b="0" l="0" r="0" t="0"/>
             <wp:wrapSquare wrapText="bothSides" distB="0" distT="0" distL="114300" distR="114300"/>
-            <wp:docPr descr="psi-negro.png" id="104" name="image2.png"/>
+            <wp:docPr descr="psi-negro.png" id="105" name="image2.png"/>
             <a:graphic>
               <a:graphicData uri="http://schemas.openxmlformats.org/drawingml/2006/picture">
                 <pic:pic>
@@ -1148,7 +1183,9 @@
         <w:rPr>
           <w:rFonts w:ascii="Calibri" w:cs="Calibri" w:eastAsia="Calibri" w:hAnsi="Calibri"/>
           <w:b w:val="0"/>
+          <w:bCs w:val="0"/>
           <w:i w:val="1"/>
+          <w:iCs w:val="1"/>
           <w:smallCaps w:val="0"/>
           <w:strike w:val="0"/>
           <w:color w:val="548dd4"/>
@@ -1170,7 +1207,7 @@
             <wp:extent cx="1304925" cy="2019300"/>
             <wp:effectExtent b="0" l="0" r="0" t="0"/>
             <wp:wrapSquare wrapText="bothSides" distB="0" distT="0" distL="114300" distR="114300"/>
-            <wp:docPr descr="UNPA.JPG" id="105" name="image4.jpg"/>
+            <wp:docPr descr="UNPA.JPG" id="106" name="image4.jpg"/>
             <a:graphic>
               <a:graphicData uri="http://schemas.openxmlformats.org/drawingml/2006/picture">
                 <pic:pic>
@@ -1231,7 +1268,9 @@
         <w:rPr>
           <w:rFonts w:ascii="Calibri" w:cs="Calibri" w:eastAsia="Calibri" w:hAnsi="Calibri"/>
           <w:b w:val="0"/>
+          <w:bCs w:val="0"/>
           <w:i w:val="1"/>
+          <w:iCs w:val="1"/>
           <w:smallCaps w:val="0"/>
           <w:strike w:val="0"/>
           <w:color w:val="000000"/>
@@ -1271,7 +1310,9 @@
         <w:rPr>
           <w:rFonts w:ascii="Cambria" w:cs="Cambria" w:eastAsia="Cambria" w:hAnsi="Cambria"/>
           <w:b w:val="1"/>
+          <w:bCs w:val="1"/>
           <w:i w:val="0"/>
+          <w:iCs w:val="0"/>
           <w:smallCaps w:val="0"/>
           <w:strike w:val="0"/>
           <w:color w:val="366091"/>
@@ -1286,7 +1327,9 @@
         <w:rPr>
           <w:rFonts w:ascii="Cambria" w:cs="Cambria" w:eastAsia="Cambria" w:hAnsi="Cambria"/>
           <w:b w:val="1"/>
+          <w:bCs w:val="1"/>
           <w:i w:val="0"/>
+          <w:iCs w:val="0"/>
           <w:smallCaps w:val="0"/>
           <w:strike w:val="0"/>
           <w:color w:val="366091"/>
@@ -1307,7 +1350,7 @@
     </w:p>
     <w:sdt>
       <w:sdtPr>
-        <w:id w:val="1903042"/>
+        <w:id w:val="-428958504"/>
         <w:docPartObj>
           <w:docPartGallery w:val="Table of Contents"/>
           <w:docPartUnique w:val="1"/>
@@ -1325,7 +1368,9 @@
             <w:rPr>
               <w:rFonts w:ascii="Arial" w:cs="Arial" w:eastAsia="Arial" w:hAnsi="Arial"/>
               <w:b w:val="1"/>
+              <w:bCs w:val="1"/>
               <w:i w:val="0"/>
+              <w:iCs w:val="0"/>
               <w:smallCaps w:val="0"/>
               <w:strike w:val="0"/>
               <w:color w:val="000000"/>
@@ -1346,7 +1391,9 @@
               <w:rPr>
                 <w:rFonts w:ascii="Cambria" w:cs="Cambria" w:eastAsia="Cambria" w:hAnsi="Cambria"/>
                 <w:b w:val="1"/>
+                <w:bCs w:val="1"/>
                 <w:i w:val="0"/>
+                <w:iCs w:val="0"/>
                 <w:smallCaps w:val="0"/>
                 <w:strike w:val="0"/>
                 <w:color w:val="000000"/>
@@ -1379,7 +1426,9 @@
             <w:rPr>
               <w:rFonts w:ascii="Arial" w:cs="Arial" w:eastAsia="Arial" w:hAnsi="Arial"/>
               <w:b w:val="1"/>
+              <w:bCs w:val="1"/>
               <w:i w:val="0"/>
+              <w:iCs w:val="0"/>
               <w:smallCaps w:val="0"/>
               <w:strike w:val="0"/>
               <w:color w:val="000000"/>
@@ -1395,7 +1444,9 @@
               <w:rPr>
                 <w:rFonts w:ascii="Cambria" w:cs="Cambria" w:eastAsia="Cambria" w:hAnsi="Cambria"/>
                 <w:b w:val="1"/>
+                <w:bCs w:val="1"/>
                 <w:i w:val="0"/>
+                <w:iCs w:val="0"/>
                 <w:smallCaps w:val="0"/>
                 <w:strike w:val="0"/>
                 <w:color w:val="000000"/>
@@ -1406,7 +1457,49 @@
                 <w:vertAlign w:val="baseline"/>
                 <w:rtl w:val="0"/>
               </w:rPr>
-              <w:t xml:space="preserve">Especificación del CU16: Comentar Tarea</w:t>
+              <w:t xml:space="preserve">Especificación del </w:t>
+            </w:r>
+          </w:hyperlink>
+          <w:hyperlink w:anchor="_heading=h.ncnjke955axu">
+            <w:r>
+              <w:rPr>
+                <w:rFonts w:ascii="Cambria" w:cs="Cambria" w:eastAsia="Cambria" w:hAnsi="Cambria"/>
+                <w:b w:val="1"/>
+                <w:bCs w:val="1"/>
+                <w:i w:val="0"/>
+                <w:iCs w:val="0"/>
+                <w:smallCaps w:val="0"/>
+                <w:strike w:val="0"/>
+                <w:color w:val="000000"/>
+                <w:sz w:val="24"/>
+                <w:szCs w:val="24"/>
+                <w:u w:val="none"/>
+                <w:shd w:fill="auto" w:val="clear"/>
+                <w:vertAlign w:val="baseline"/>
+                <w:rtl w:val="0"/>
+              </w:rPr>
+              <w:t xml:space="preserve">CU16</w:t>
+            </w:r>
+          </w:hyperlink>
+          <w:hyperlink w:anchor="_heading=h.ncnjke955axu">
+            <w:r>
+              <w:rPr>
+                <w:rFonts w:ascii="Cambria" w:cs="Cambria" w:eastAsia="Cambria" w:hAnsi="Cambria"/>
+                <w:b w:val="1"/>
+                <w:bCs w:val="1"/>
+                <w:i w:val="0"/>
+                <w:iCs w:val="0"/>
+                <w:smallCaps w:val="0"/>
+                <w:strike w:val="0"/>
+                <w:color w:val="000000"/>
+                <w:sz w:val="24"/>
+                <w:szCs w:val="24"/>
+                <w:u w:val="none"/>
+                <w:shd w:fill="auto" w:val="clear"/>
+                <w:vertAlign w:val="baseline"/>
+                <w:rtl w:val="0"/>
+              </w:rPr>
+              <w:t xml:space="preserve">: Comentar Tarea</w:t>
               <w:tab/>
               <w:t xml:space="preserve">3</w:t>
             </w:r>
@@ -1428,7 +1521,9 @@
             <w:rPr>
               <w:rFonts w:ascii="Arial" w:cs="Arial" w:eastAsia="Arial" w:hAnsi="Arial"/>
               <w:b w:val="1"/>
+              <w:bCs w:val="1"/>
               <w:i w:val="0"/>
+              <w:iCs w:val="0"/>
               <w:smallCaps w:val="0"/>
               <w:strike w:val="0"/>
               <w:color w:val="000000"/>
@@ -1444,7 +1539,9 @@
               <w:rPr>
                 <w:rFonts w:ascii="Cambria" w:cs="Cambria" w:eastAsia="Cambria" w:hAnsi="Cambria"/>
                 <w:b w:val="1"/>
+                <w:bCs w:val="1"/>
                 <w:i w:val="0"/>
+                <w:iCs w:val="0"/>
                 <w:smallCaps w:val="0"/>
                 <w:strike w:val="0"/>
                 <w:color w:val="000000"/>
@@ -1985,6 +2082,7 @@
       <w:r>
         <w:rPr>
           <w:b w:val="1"/>
+          <w:bCs w:val="1"/>
           <w:sz w:val="28"/>
           <w:szCs w:val="28"/>
           <w:rtl w:val="0"/>
@@ -2044,7 +2142,7 @@
     <w:sdt>
       <w:sdtPr>
         <w:lock w:val="contentLocked"/>
-        <w:id w:val="-1264292389"/>
+        <w:id w:val="919211292"/>
         <w:tag w:val="goog_rdk_0"/>
       </w:sdtPr>
       <w:sdtContent>
@@ -2982,7 +3080,7 @@
                   <w:rPr>
                     <w:rtl w:val="0"/>
                   </w:rPr>
-                  <w:t xml:space="preserve"> envía el evento a la entidad </w:t>
+                  <w:t xml:space="preserve"> solicita a la entidad </w:t>
                 </w:r>
                 <w:r>
                   <w:rPr>
@@ -2995,20 +3093,34 @@
                   <w:rPr>
                     <w:rtl w:val="0"/>
                   </w:rPr>
-                  <w:t xml:space="preserve">, indicando que se debe asociar el nuevo comentario a la tarea. La entidad </w:t>
+                  <w:t xml:space="preserve"> asociar el nuevo comentario a la tarea correspondiente.</w:t>
+                </w:r>
+              </w:p>
+              <w:p>
+                <w:pPr>
+                  <w:widowControl w:val="0"/>
+                  <w:spacing w:before="0" w:line="240" w:lineRule="auto"/>
+                  <w:ind w:left="0"/>
+                  <w:rPr/>
+                </w:pPr>
+                <w:r>
+                  <w:rPr>
+                    <w:rtl w:val="0"/>
+                  </w:rPr>
+                  <w:t xml:space="preserve">Luego, el</w:t>
                 </w:r>
                 <w:r>
                   <w:rPr>
                     <w:u w:val="single"/>
                     <w:rtl w:val="0"/>
                   </w:rPr>
-                  <w:t xml:space="preserve">Tarea</w:t>
-                </w:r>
-                <w:r>
-                  <w:rPr>
-                    <w:rtl w:val="0"/>
-                  </w:rPr>
-                  <w:t xml:space="preserve"> envía el evento a la </w:t>
+                  <w:t xml:space="preserve"> ManejadorTarea</w:t>
+                </w:r>
+                <w:r>
+                  <w:rPr>
+                    <w:rtl w:val="0"/>
+                  </w:rPr>
+                  <w:t xml:space="preserve"> envía el evento guardarComentario(comentario) a la </w:t>
                 </w:r>
                 <w:r>
                   <w:rPr>
@@ -3021,7 +3133,7 @@
                   <w:rPr>
                     <w:rtl w:val="0"/>
                   </w:rPr>
-                  <w:t xml:space="preserve">, quien le solicita a la BDD guardar el comentario.</w:t>
+                  <w:t xml:space="preserve"> para persistir el comentario en la base de datos.</w:t>
                 </w:r>
               </w:p>
             </w:tc>
@@ -3116,7 +3228,7 @@
                   <w:rPr>
                     <w:rtl w:val="0"/>
                   </w:rPr>
-                  <w:t xml:space="preserve">La BDD valida los datos, guarda la información del comentario vinculado a la tarea y envía un mensaje de confirmación con los datos actualizados a la </w:t>
+                  <w:t xml:space="preserve">La </w:t>
                 </w:r>
                 <w:r>
                   <w:rPr>
@@ -3124,6 +3236,33 @@
                     <w:rtl w:val="0"/>
                   </w:rPr>
                   <w:t xml:space="preserve">InterfazBDD</w:t>
+                </w:r>
+                <w:r>
+                  <w:rPr>
+                    <w:rtl w:val="0"/>
+                  </w:rPr>
+                  <w:t xml:space="preserve"> solicita a la BDD guardar el comentario vinculado a la tarea.</w:t>
+                </w:r>
+              </w:p>
+              <w:p>
+                <w:pPr>
+                  <w:widowControl w:val="0"/>
+                  <w:spacing w:before="0" w:line="240" w:lineRule="auto"/>
+                  <w:ind w:left="0"/>
+                  <w:rPr/>
+                </w:pPr>
+                <w:r>
+                  <w:rPr>
+                    <w:rtl w:val="0"/>
+                  </w:rPr>
+                  <w:t xml:space="preserve">La BDD almacena la información y envía un mensaje de confirmación a </w:t>
+                </w:r>
+                <w:r>
+                  <w:rPr>
+                    <w:u w:val="single"/>
+                    <w:rtl w:val="0"/>
+                  </w:rPr>
+                  <w:t xml:space="preserve">la InterfazBDD</w:t>
                 </w:r>
                 <w:r>
                   <w:rPr>
@@ -3237,46 +3376,47 @@
                   <w:rPr>
                     <w:rtl w:val="0"/>
                   </w:rPr>
-                  <w:t xml:space="preserve"> envía el mensaje de confirmación a la entidad </w:t>
+                  <w:t xml:space="preserve"> envía el mensaje de confirmación al </w:t>
                 </w:r>
                 <w:r>
                   <w:rPr>
                     <w:u w:val="single"/>
                     <w:rtl w:val="0"/>
                   </w:rPr>
-                  <w:t xml:space="preserve">Tarea</w:t>
-                </w:r>
-                <w:r>
-                  <w:rPr>
-                    <w:rtl w:val="0"/>
-                  </w:rPr>
-                  <w:t xml:space="preserve">. La entidad </w:t>
+                  <w:t xml:space="preserve">ManejadorTarea</w:t>
+                </w:r>
+                <w:r>
+                  <w:rPr>
+                    <w:rtl w:val="0"/>
+                  </w:rPr>
+                  <w:t xml:space="preserve">.</w:t>
+                </w:r>
+              </w:p>
+              <w:p>
+                <w:pPr>
+                  <w:widowControl w:val="0"/>
+                  <w:spacing w:before="0" w:line="240" w:lineRule="auto"/>
+                  <w:ind w:left="0"/>
+                  <w:rPr/>
+                </w:pPr>
+                <w:r>
+                  <w:rPr>
+                    <w:rtl w:val="0"/>
+                  </w:rPr>
+                  <w:t xml:space="preserve">El </w:t>
                 </w:r>
                 <w:r>
                   <w:rPr>
                     <w:u w:val="single"/>
                     <w:rtl w:val="0"/>
                   </w:rPr>
-                  <w:t xml:space="preserve">Tarea</w:t>
-                </w:r>
-                <w:r>
-                  <w:rPr>
-                    <w:rtl w:val="0"/>
-                  </w:rPr>
-                  <w:t xml:space="preserve"> envía el mensaje al </w:t>
-                </w:r>
-                <w:r>
-                  <w:rPr>
-                    <w:u w:val="single"/>
-                    <w:rtl w:val="0"/>
-                  </w:rPr>
-                  <w:t xml:space="preserve">ManejadorTare</w:t>
-                </w:r>
-                <w:r>
-                  <w:rPr>
-                    <w:rtl w:val="0"/>
-                  </w:rPr>
-                  <w:t xml:space="preserve">a, quien lo envía a la </w:t>
+                  <w:t xml:space="preserve">ManejadorTarea</w:t>
+                </w:r>
+                <w:r>
+                  <w:rPr>
+                    <w:rtl w:val="0"/>
+                  </w:rPr>
+                  <w:t xml:space="preserve"> envía la notificación de éxito a la </w:t>
                 </w:r>
                 <w:r>
                   <w:rPr>
@@ -3636,19 +3776,7 @@
                   <w:rPr>
                     <w:rtl w:val="0"/>
                   </w:rPr>
-                  <w:t xml:space="preserve"> sin guardar el comentario. Continúa en el </w:t>
-                </w:r>
-                <w:r>
-                  <w:rPr>
-                    <w:rtl w:val="0"/>
-                  </w:rPr>
-                  <w:t xml:space="preserve">CU16</w:t>
-                </w:r>
-                <w:r>
-                  <w:rPr>
-                    <w:rtl w:val="0"/>
-                  </w:rPr>
-                  <w:t xml:space="preserve">, paso 1.</w:t>
+                  <w:t xml:space="preserve"> sin guardar el comentario. El caso de uso finaliza sin guardar cambios.</w:t>
                 </w:r>
               </w:p>
             </w:tc>
@@ -3740,16 +3868,36 @@
                 </w:pPr>
                 <w:r>
                   <w:rPr>
+                    <w:rtl w:val="0"/>
+                  </w:rPr>
+                  <w:t xml:space="preserve">La BDD envía un mensaje de error a la </w:t>
+                </w:r>
+                <w:r>
+                  <w:rPr>
                     <w:u w:val="single"/>
                     <w:rtl w:val="0"/>
                   </w:rPr>
-                  <w:t xml:space="preserve">Los datos ingresados son incorrectos:</w:t>
-                </w:r>
-                <w:r>
-                  <w:rPr>
-                    <w:rtl w:val="0"/>
-                  </w:rPr>
-                  <w:t xml:space="preserve"> La BDD detecta errores en los datos enviados y cancela la operación. La BDD envía un mensaje de error a la </w:t>
+                  <w:t xml:space="preserve">InterfazBDD</w:t>
+                </w:r>
+                <w:r>
+                  <w:rPr>
+                    <w:rtl w:val="0"/>
+                  </w:rPr>
+                  <w:t xml:space="preserve">.</w:t>
+                </w:r>
+              </w:p>
+              <w:p>
+                <w:pPr>
+                  <w:widowControl w:val="0"/>
+                  <w:spacing w:before="0" w:line="240" w:lineRule="auto"/>
+                  <w:ind w:left="0"/>
+                  <w:rPr/>
+                </w:pPr>
+                <w:r>
+                  <w:rPr>
+                    <w:rtl w:val="0"/>
+                  </w:rPr>
+                  <w:t xml:space="preserve">La </w:t>
                 </w:r>
                 <w:r>
                   <w:rPr>
@@ -3762,124 +3910,128 @@
                   <w:rPr>
                     <w:rtl w:val="0"/>
                   </w:rPr>
-                  <w:t xml:space="preserve">. La </w:t>
+                  <w:t xml:space="preserve"> envía el mensaje al </w:t>
                 </w:r>
                 <w:r>
                   <w:rPr>
                     <w:u w:val="single"/>
                     <w:rtl w:val="0"/>
                   </w:rPr>
-                  <w:t xml:space="preserve">InterfazBDD</w:t>
-                </w:r>
-                <w:r>
-                  <w:rPr>
-                    <w:rtl w:val="0"/>
-                  </w:rPr>
-                  <w:t xml:space="preserve"> envía el mensaje de error a la entidad </w:t>
+                  <w:t xml:space="preserve">ManejadorTarea</w:t>
+                </w:r>
+                <w:r>
+                  <w:rPr>
+                    <w:rtl w:val="0"/>
+                  </w:rPr>
+                  <w:t xml:space="preserve">.</w:t>
+                </w:r>
+              </w:p>
+              <w:p>
+                <w:pPr>
+                  <w:widowControl w:val="0"/>
+                  <w:spacing w:before="0" w:line="240" w:lineRule="auto"/>
+                  <w:ind w:left="0"/>
+                  <w:rPr/>
+                </w:pPr>
+                <w:r>
+                  <w:rPr>
+                    <w:rtl w:val="0"/>
+                  </w:rPr>
+                  <w:t xml:space="preserve">El </w:t>
                 </w:r>
                 <w:r>
                   <w:rPr>
                     <w:u w:val="single"/>
                     <w:rtl w:val="0"/>
                   </w:rPr>
-                  <w:t xml:space="preserve">Tarea</w:t>
-                </w:r>
-                <w:r>
-                  <w:rPr>
-                    <w:rtl w:val="0"/>
-                  </w:rPr>
-                  <w:t xml:space="preserve">. La entidad </w:t>
+                  <w:t xml:space="preserve">ManejadorTarea</w:t>
+                </w:r>
+                <w:r>
+                  <w:rPr>
+                    <w:rtl w:val="0"/>
+                  </w:rPr>
+                  <w:t xml:space="preserve"> envía el mensaje a la </w:t>
                 </w:r>
                 <w:r>
                   <w:rPr>
                     <w:u w:val="single"/>
                     <w:rtl w:val="0"/>
                   </w:rPr>
-                  <w:t xml:space="preserve">Tarea</w:t>
-                </w:r>
-                <w:r>
-                  <w:rPr>
-                    <w:rtl w:val="0"/>
-                  </w:rPr>
-                  <w:t xml:space="preserve"> envía el mensaje de error al </w:t>
+                  <w:t xml:space="preserve">InterfazUsuario</w:t>
+                </w:r>
+                <w:r>
+                  <w:rPr>
+                    <w:rtl w:val="0"/>
+                  </w:rPr>
+                  <w:t xml:space="preserve">.</w:t>
+                </w:r>
+              </w:p>
+              <w:p>
+                <w:pPr>
+                  <w:widowControl w:val="0"/>
+                  <w:spacing w:before="0" w:line="240" w:lineRule="auto"/>
+                  <w:ind w:left="0"/>
+                  <w:rPr/>
+                </w:pPr>
+                <w:r>
+                  <w:rPr>
+                    <w:rtl w:val="0"/>
+                  </w:rPr>
+                  <w:t xml:space="preserve">La </w:t>
                 </w:r>
                 <w:r>
                   <w:rPr>
                     <w:u w:val="single"/>
                     <w:rtl w:val="0"/>
                   </w:rPr>
-                  <w:t xml:space="preserve">ManejadorTarea</w:t>
-                </w:r>
-                <w:r>
-                  <w:rPr>
-                    <w:rtl w:val="0"/>
-                  </w:rPr>
-                  <w:t xml:space="preserve">. El </w:t>
+                  <w:t xml:space="preserve">InterfazUsuario</w:t>
+                </w:r>
+                <w:r>
+                  <w:rPr>
+                    <w:rtl w:val="0"/>
+                  </w:rPr>
+                  <w:t xml:space="preserve"> solicita a la </w:t>
                 </w:r>
                 <w:r>
                   <w:rPr>
                     <w:u w:val="single"/>
                     <w:rtl w:val="0"/>
                   </w:rPr>
-                  <w:t xml:space="preserve">ManejadorTarea</w:t>
-                </w:r>
-                <w:r>
-                  <w:rPr>
-                    <w:rtl w:val="0"/>
-                  </w:rPr>
-                  <w:t xml:space="preserve"> envía el mensaje de error a la </w:t>
-                </w:r>
-                <w:r>
-                  <w:rPr>
-                    <w:u w:val="single"/>
-                    <w:rtl w:val="0"/>
-                  </w:rPr>
-                  <w:t xml:space="preserve">InterfazUsuario</w:t>
-                </w:r>
-                <w:r>
-                  <w:rPr>
-                    <w:rtl w:val="0"/>
-                  </w:rPr>
-                  <w:t xml:space="preserve">. La </w:t>
-                </w:r>
-                <w:r>
-                  <w:rPr>
-                    <w:u w:val="single"/>
-                    <w:rtl w:val="0"/>
-                  </w:rPr>
-                  <w:t xml:space="preserve">InterfazUsuario</w:t>
-                </w:r>
-                <w:r>
-                  <w:rPr>
-                    <w:rtl w:val="0"/>
-                  </w:rPr>
-                  <w:t xml:space="preserve"> solicita a la </w:t>
-                </w:r>
-                <w:r>
-                  <w:rPr>
-                    <w:u w:val="single"/>
-                    <w:rtl w:val="0"/>
-                  </w:rPr>
                   <w:t xml:space="preserve">PantallaComentarioTarea</w:t>
                 </w:r>
                 <w:r>
                   <w:rPr>
                     <w:rtl w:val="0"/>
                   </w:rPr>
-                  <w:t xml:space="preserve"> mostrar el mensaje “Se detectaron errores en los datos enviados”. La </w:t>
-                </w:r>
-                <w:r>
-                  <w:rPr>
-                    <w:u w:val="single"/>
-                    <w:rtl w:val="0"/>
-                  </w:rPr>
-                  <w:t xml:space="preserve">PantallaComentarioTarea</w:t>
-                </w:r>
-                <w:r>
-                  <w:rPr>
-                    <w:rtl w:val="0"/>
-                  </w:rPr>
-                  <w:t xml:space="preserve"> muestra el mensaje. Continúa en el </w:t>
+                  <w:t xml:space="preserve"> mostrar el mensaje</w:t>
+                </w:r>
+              </w:p>
+              <w:p>
+                <w:pPr>
+                  <w:widowControl w:val="0"/>
+                  <w:spacing w:before="0" w:line="240" w:lineRule="auto"/>
+                  <w:ind w:left="0"/>
+                  <w:rPr/>
+                </w:pPr>
+                <w:r>
+                  <w:rPr>
+                    <w:rtl w:val="0"/>
+                  </w:rPr>
+                  <w:t xml:space="preserve">“Se detectaron errores en los datos enviados”.</w:t>
+                </w:r>
+              </w:p>
+              <w:p>
+                <w:pPr>
+                  <w:widowControl w:val="0"/>
+                  <w:spacing w:before="0" w:line="240" w:lineRule="auto"/>
+                  <w:ind w:left="0"/>
+                  <w:rPr/>
+                </w:pPr>
+                <w:r>
+                  <w:rPr>
+                    <w:rtl w:val="0"/>
+                  </w:rPr>
+                  <w:t xml:space="preserve">Continúa en el </w:t>
                 </w:r>
                 <w:r>
                   <w:rPr>
@@ -3983,140 +4135,115 @@
                 </w:pPr>
                 <w:r>
                   <w:rPr>
+                    <w:rtl w:val="0"/>
+                  </w:rPr>
+                  <w:t xml:space="preserve">La </w:t>
+                </w:r>
+                <w:r>
+                  <w:rPr>
                     <w:u w:val="single"/>
                     <w:rtl w:val="0"/>
                   </w:rPr>
-                  <w:t xml:space="preserve">La InterfazBDD no logra conectarse con la BDD:</w:t>
-                </w:r>
-                <w:r>
-                  <w:rPr>
-                    <w:rtl w:val="0"/>
-                  </w:rPr>
-                  <w:t xml:space="preserve"> La </w:t>
+                  <w:t xml:space="preserve">InterfazBDD</w:t>
+                </w:r>
+                <w:r>
+                  <w:rPr>
+                    <w:rtl w:val="0"/>
+                  </w:rPr>
+                  <w:t xml:space="preserve"> detecta un error de conexión con la BDD y envía el mensaje al </w:t>
                 </w:r>
                 <w:r>
                   <w:rPr>
                     <w:u w:val="single"/>
                     <w:rtl w:val="0"/>
                   </w:rPr>
-                  <w:t xml:space="preserve">InterfazBDD</w:t>
-                </w:r>
-                <w:r>
-                  <w:rPr>
-                    <w:rtl w:val="0"/>
-                  </w:rPr>
-                  <w:t xml:space="preserve"> envía el mensaje de error de conexión a la entidad </w:t>
+                  <w:t xml:space="preserve">ManejadorTarea</w:t>
+                </w:r>
+                <w:r>
+                  <w:rPr>
+                    <w:rtl w:val="0"/>
+                  </w:rPr>
+                  <w:t xml:space="preserve">.</w:t>
+                </w:r>
+              </w:p>
+              <w:p>
+                <w:pPr>
+                  <w:widowControl w:val="0"/>
+                  <w:spacing w:before="0" w:line="240" w:lineRule="auto"/>
+                  <w:ind w:left="0"/>
+                  <w:rPr/>
+                </w:pPr>
+                <w:r>
+                  <w:rPr>
+                    <w:rtl w:val="0"/>
+                  </w:rPr>
+                  <w:t xml:space="preserve">El </w:t>
                 </w:r>
                 <w:r>
                   <w:rPr>
                     <w:u w:val="single"/>
                     <w:rtl w:val="0"/>
                   </w:rPr>
-                  <w:t xml:space="preserve">Tarea</w:t>
-                </w:r>
-                <w:r>
-                  <w:rPr>
-                    <w:rtl w:val="0"/>
-                  </w:rPr>
-                  <w:t xml:space="preserve">. La entidad </w:t>
+                  <w:t xml:space="preserve">ManejadorTarea</w:t>
+                </w:r>
+                <w:r>
+                  <w:rPr>
+                    <w:rtl w:val="0"/>
+                  </w:rPr>
+                  <w:t xml:space="preserve"> envía el mensaje a la </w:t>
                 </w:r>
                 <w:r>
                   <w:rPr>
                     <w:u w:val="single"/>
                     <w:rtl w:val="0"/>
                   </w:rPr>
-                  <w:t xml:space="preserve">Tarea</w:t>
-                </w:r>
-                <w:r>
-                  <w:rPr>
-                    <w:rtl w:val="0"/>
-                  </w:rPr>
-                  <w:t xml:space="preserve"> envía el mensaje al </w:t>
+                  <w:t xml:space="preserve">InterfazUsuario</w:t>
+                </w:r>
+                <w:r>
+                  <w:rPr>
+                    <w:rtl w:val="0"/>
+                  </w:rPr>
+                  <w:t xml:space="preserve">.</w:t>
+                </w:r>
+              </w:p>
+              <w:p>
+                <w:pPr>
+                  <w:widowControl w:val="0"/>
+                  <w:spacing w:before="0" w:line="240" w:lineRule="auto"/>
+                  <w:ind w:left="0"/>
+                  <w:rPr/>
+                </w:pPr>
+                <w:r>
+                  <w:rPr>
+                    <w:rtl w:val="0"/>
+                  </w:rPr>
+                  <w:t xml:space="preserve">La </w:t>
                 </w:r>
                 <w:r>
                   <w:rPr>
                     <w:u w:val="single"/>
                     <w:rtl w:val="0"/>
                   </w:rPr>
-                  <w:t xml:space="preserve">ManejadorTarea</w:t>
-                </w:r>
-                <w:r>
-                  <w:rPr>
-                    <w:rtl w:val="0"/>
-                  </w:rPr>
-                  <w:t xml:space="preserve">. El </w:t>
+                  <w:t xml:space="preserve">InterfazUsuario</w:t>
+                </w:r>
+                <w:r>
+                  <w:rPr>
+                    <w:rtl w:val="0"/>
+                  </w:rPr>
+                  <w:t xml:space="preserve"> solicita a la </w:t>
                 </w:r>
                 <w:r>
                   <w:rPr>
                     <w:u w:val="single"/>
                     <w:rtl w:val="0"/>
                   </w:rPr>
-                  <w:t xml:space="preserve">ManejadorTarea</w:t>
-                </w:r>
-                <w:r>
-                  <w:rPr>
-                    <w:rtl w:val="0"/>
-                  </w:rPr>
-                  <w:t xml:space="preserve"> envía el mensaje a la </w:t>
-                </w:r>
-                <w:r>
-                  <w:rPr>
-                    <w:u w:val="single"/>
-                    <w:rtl w:val="0"/>
-                  </w:rPr>
-                  <w:t xml:space="preserve">InterfazUsuario</w:t>
-                </w:r>
-                <w:r>
-                  <w:rPr>
-                    <w:rtl w:val="0"/>
-                  </w:rPr>
-                  <w:t xml:space="preserve">. La </w:t>
-                </w:r>
-                <w:r>
-                  <w:rPr>
-                    <w:u w:val="single"/>
-                    <w:rtl w:val="0"/>
-                  </w:rPr>
-                  <w:t xml:space="preserve">InterfazUsuario</w:t>
-                </w:r>
-                <w:r>
-                  <w:rPr>
-                    <w:rtl w:val="0"/>
-                  </w:rPr>
-                  <w:t xml:space="preserve"> solicita a la </w:t>
-                </w:r>
-                <w:r>
-                  <w:rPr>
-                    <w:u w:val="single"/>
-                    <w:rtl w:val="0"/>
-                  </w:rPr>
                   <w:t xml:space="preserve">PantallaComentarioTarea</w:t>
                 </w:r>
                 <w:r>
                   <w:rPr>
                     <w:rtl w:val="0"/>
                   </w:rPr>
-                  <w:t xml:space="preserve"> mostrar el mensaje “Se ha producido un error de conexión con la base de datos”. La </w:t>
-                </w:r>
-                <w:r>
-                  <w:rPr>
-                    <w:u w:val="single"/>
-                    <w:rtl w:val="0"/>
-                  </w:rPr>
-                  <w:t xml:space="preserve">PantallaComentarioTarea</w:t>
-                </w:r>
-                <w:r>
-                  <w:rPr>
-                    <w:u w:val="single"/>
-                    <w:rtl w:val="0"/>
-                  </w:rPr>
-                  <w:t xml:space="preserve"> </w:t>
-                </w:r>
-                <w:r>
-                  <w:rPr>
-                    <w:rtl w:val="0"/>
-                  </w:rPr>
-                  <w:t xml:space="preserve">muestra el mensaje. Continúa en el </w:t>
+                  <w:t xml:space="preserve"> mostrar el mensaje “Se ha producido un error de conexión con la base de datos”. Continúa en el </w:t>
                 </w:r>
                 <w:r>
                   <w:rPr>
@@ -4159,6 +4286,7 @@
         <w:ind w:left="0" w:firstLine="0"/>
         <w:rPr>
           <w:i w:val="1"/>
+          <w:iCs w:val="1"/>
           <w:color w:val="548dd4"/>
         </w:rPr>
       </w:pPr>
@@ -4196,7 +4324,9 @@
         <w:rPr>
           <w:rFonts w:ascii="Calibri" w:cs="Calibri" w:eastAsia="Calibri" w:hAnsi="Calibri"/>
           <w:b w:val="0"/>
+          <w:bCs w:val="0"/>
           <w:i w:val="0"/>
+          <w:iCs w:val="0"/>
           <w:smallCaps w:val="0"/>
           <w:strike w:val="0"/>
           <w:color w:val="000000"/>
@@ -4211,9 +4341,9 @@
         <w:rPr/>
         <w:drawing>
           <wp:inline distB="114300" distT="114300" distL="114300" distR="114300">
-            <wp:extent cx="6096953" cy="3796784"/>
+            <wp:extent cx="5587073" cy="3616324"/>
             <wp:effectExtent b="0" l="0" r="0" t="0"/>
-            <wp:docPr id="106" name="image5.png"/>
+            <wp:docPr id="103" name="image5.png"/>
             <a:graphic>
               <a:graphicData uri="http://schemas.openxmlformats.org/drawingml/2006/picture">
                 <pic:pic>
@@ -4231,7 +4361,7 @@
                   <pic:spPr>
                     <a:xfrm>
                       <a:off x="0" y="0"/>
-                      <a:ext cx="6096953" cy="3796784"/>
+                      <a:ext cx="5587073" cy="3616324"/>
                     </a:xfrm>
                     <a:prstGeom prst="rect"/>
                     <a:ln/>
@@ -4271,7 +4401,9 @@
         <w:rPr>
           <w:rFonts w:ascii="Calibri" w:cs="Calibri" w:eastAsia="Calibri" w:hAnsi="Calibri"/>
           <w:b w:val="0"/>
+          <w:bCs w:val="0"/>
           <w:i w:val="1"/>
+          <w:iCs w:val="1"/>
           <w:smallCaps w:val="0"/>
           <w:strike w:val="0"/>
           <w:color w:val="548dd4"/>
@@ -4286,7 +4418,9 @@
         <w:rPr>
           <w:rFonts w:ascii="Calibri" w:cs="Calibri" w:eastAsia="Calibri" w:hAnsi="Calibri"/>
           <w:b w:val="0"/>
+          <w:bCs w:val="0"/>
           <w:i w:val="1"/>
+          <w:iCs w:val="1"/>
           <w:smallCaps w:val="0"/>
           <w:strike w:val="0"/>
           <w:color w:val="548dd4"/>
@@ -4308,7 +4442,9 @@
         <w:rPr>
           <w:rFonts w:ascii="Calibri" w:cs="Calibri" w:eastAsia="Calibri" w:hAnsi="Calibri"/>
           <w:b w:val="0"/>
+          <w:bCs w:val="0"/>
           <w:i w:val="1"/>
+          <w:iCs w:val="1"/>
           <w:smallCaps w:val="0"/>
           <w:strike w:val="0"/>
           <w:color w:val="548dd4"/>
@@ -4348,7 +4484,9 @@
         <w:rPr>
           <w:rFonts w:ascii="Calibri" w:cs="Calibri" w:eastAsia="Calibri" w:hAnsi="Calibri"/>
           <w:b w:val="0"/>
+          <w:bCs w:val="0"/>
           <w:i w:val="1"/>
+          <w:iCs w:val="1"/>
           <w:smallCaps w:val="0"/>
           <w:strike w:val="0"/>
           <w:color w:val="548dd4"/>
@@ -4388,7 +4526,9 @@
         <w:rPr>
           <w:rFonts w:ascii="Calibri" w:cs="Calibri" w:eastAsia="Calibri" w:hAnsi="Calibri"/>
           <w:b w:val="0"/>
+          <w:bCs w:val="0"/>
           <w:i w:val="1"/>
+          <w:iCs w:val="1"/>
           <w:smallCaps w:val="0"/>
           <w:strike w:val="0"/>
           <w:color w:val="548dd4"/>
@@ -4413,7 +4553,9 @@
         <w:rPr>
           <w:rFonts w:ascii="Calibri" w:cs="Calibri" w:eastAsia="Calibri" w:hAnsi="Calibri"/>
           <w:b w:val="0"/>
+          <w:bCs w:val="0"/>
           <w:i w:val="0"/>
+          <w:iCs w:val="0"/>
           <w:smallCaps w:val="0"/>
           <w:strike w:val="0"/>
           <w:color w:val="000000"/>
@@ -4450,7 +4592,9 @@
         <w:rPr>
           <w:rFonts w:ascii="Calibri" w:cs="Calibri" w:eastAsia="Calibri" w:hAnsi="Calibri"/>
           <w:b w:val="0"/>
+          <w:bCs w:val="0"/>
           <w:i w:val="0"/>
+          <w:iCs w:val="0"/>
           <w:smallCaps w:val="0"/>
           <w:strike w:val="0"/>
           <w:color w:val="000000"/>
@@ -4487,7 +4631,9 @@
         <w:rPr>
           <w:rFonts w:ascii="Cambria" w:cs="Cambria" w:eastAsia="Cambria" w:hAnsi="Cambria"/>
           <w:b w:val="1"/>
+          <w:bCs w:val="1"/>
           <w:i w:val="0"/>
+          <w:iCs w:val="0"/>
           <w:smallCaps w:val="0"/>
           <w:strike w:val="0"/>
           <w:color w:val="4f81bd"/>
@@ -5771,7 +5917,7 @@
           <wp:extent cx="425450" cy="666750"/>
           <wp:effectExtent b="0" l="0" r="0" t="0"/>
           <wp:wrapSquare wrapText="bothSides" distB="0" distT="0" distL="114300" distR="114300"/>
-          <wp:docPr descr="UNPA.JPG" id="103" name="image1.jpg"/>
+          <wp:docPr descr="UNPA.JPG" id="104" name="image1.jpg"/>
           <a:graphic>
             <a:graphicData uri="http://schemas.openxmlformats.org/drawingml/2006/picture">
               <pic:pic>
@@ -6110,6 +6256,7 @@
     <w:rPr>
       <w:rFonts w:ascii="Cambria" w:cs="Cambria" w:eastAsia="Cambria" w:hAnsi="Cambria"/>
       <w:b w:val="1"/>
+      <w:bCs w:val="1"/>
       <w:color w:val="366091"/>
       <w:sz w:val="28"/>
       <w:szCs w:val="28"/>
@@ -6126,6 +6273,7 @@
     <w:rPr>
       <w:rFonts w:ascii="Cambria" w:cs="Cambria" w:eastAsia="Cambria" w:hAnsi="Cambria"/>
       <w:b w:val="1"/>
+      <w:bCs w:val="1"/>
       <w:color w:val="4f81bd"/>
       <w:sz w:val="26"/>
       <w:szCs w:val="26"/>
@@ -6142,6 +6290,7 @@
     <w:rPr>
       <w:rFonts w:ascii="Cambria" w:cs="Cambria" w:eastAsia="Cambria" w:hAnsi="Cambria"/>
       <w:b w:val="1"/>
+      <w:bCs w:val="1"/>
       <w:color w:val="4f81bd"/>
     </w:rPr>
   </w:style>
@@ -6156,7 +6305,9 @@
     <w:rPr>
       <w:rFonts w:ascii="Cambria" w:cs="Cambria" w:eastAsia="Cambria" w:hAnsi="Cambria"/>
       <w:b w:val="1"/>
+      <w:bCs w:val="1"/>
       <w:i w:val="1"/>
+      <w:iCs w:val="1"/>
       <w:color w:val="4f81bd"/>
     </w:rPr>
   </w:style>
@@ -6185,6 +6336,7 @@
     <w:rPr>
       <w:rFonts w:ascii="Times New Roman" w:cs="Times New Roman" w:eastAsia="Times New Roman" w:hAnsi="Times New Roman"/>
       <w:i w:val="1"/>
+      <w:iCs w:val="1"/>
     </w:rPr>
   </w:style>
   <w:style w:type="paragraph" w:styleId="Title">
@@ -7099,6 +7251,7 @@
     <w:rPr>
       <w:rFonts w:ascii="Georgia" w:cs="Georgia" w:eastAsia="Georgia" w:hAnsi="Georgia"/>
       <w:i w:val="1"/>
+      <w:iCs w:val="1"/>
       <w:color w:val="666666"/>
       <w:sz w:val="48"/>
       <w:szCs w:val="48"/>
